--- a/docs/InstallScout-vejledning.docx
+++ b/docs/InstallScout-vejledning.docx
@@ -23,7 +23,7 @@
           <w:color w:val="5B6B7C"/>
           <w:sz w:val="28"/>
         </w:rPr>
-        <w:t>Vejledning  ·  version 1.8.45</w:t>
+        <w:t>Vejledning  ·  version 1.8.46</w:t>
       </w:r>
     </w:p>
     <w:p>
@@ -444,7 +444,7 @@
           <w:color w:val="5B6B7C"/>
           <w:sz w:val="18"/>
         </w:rPr>
-        <w:t>Figur 1. InstallScout 1.8.45 – træk en installer hertil, kort introduktion og knapper på to rækker.</w:t>
+        <w:t>Figur 1. InstallScout 1.8.46 – træk en installer hertil, kort introduktion og knapper på to rækker.</w:t>
       </w:r>
     </w:p>
     <w:p>
@@ -717,7 +717,7 @@
                 <w:color w:val="1A1A1A"/>
                 <w:sz w:val="20"/>
               </w:rPr>
-              <w:t>Send til Intune…</w:t>
+              <w:t>Upload til Intune…</w:t>
             </w:r>
           </w:p>
         </w:tc>
@@ -862,7 +862,7 @@
           <w:color w:val="1A1A1A"/>
           <w:sz w:val="22"/>
         </w:rPr>
-        <w:t>Send til Intune – dialogen viser hele formularen. Én Edge-profil vises; fold feltet ud for at vælge en anden. Log på, vælg evt. supersedence, og upload.</w:t>
+        <w:t>Upload til Intune – dialogen viser hele formularen. Én Edge-profil vises; fold feltet ud for at vælge en anden. Log på, vælg evt. supersedence, og upload.</w:t>
       </w:r>
     </w:p>
     <w:p>
@@ -2269,7 +2269,7 @@
           <w:color w:val="1A1A1A"/>
           <w:sz w:val="22"/>
         </w:rPr>
-        <w:t>Intune Win32 skal køre som system eller user. InstallScout udleder context og viser den på Intune-fanen og i Send til Intune. Du kan overstyre ved upload.</w:t>
+        <w:t>Intune Win32 skal køre som system eller user. InstallScout udleder context og viser den på Intune-fanen og i Upload til Intune. Du kan overstyre ved upload.</w:t>
       </w:r>
     </w:p>
     <w:p>
@@ -2656,7 +2656,7 @@
           <w:color w:val="1A1A1A"/>
           <w:sz w:val="22"/>
         </w:rPr>
-        <w:t>To trin: først en lokal .intunewin, derefter Send til Intune. Programmet uploader den pakke, du allerede har gemt.</w:t>
+        <w:t>To trin: først en lokal .intunewin, derefter Upload til Intune. Programmet uploader den pakke, du allerede har gemt.</w:t>
       </w:r>
     </w:p>
     <w:p>
@@ -2672,7 +2672,7 @@
           <w:color w:val="113A5C"/>
           <w:sz w:val="18"/>
         </w:rPr>
-        <w:t>Analysér  →  evt. manuelle switche  →  Intune-pakke…  →  Send til Intune… (logo + Graph)</w:t>
+        <w:t>Analysér  →  evt. manuelle switche  →  Intune-pakke…  →  Upload til Intune… (logo + Graph)</w:t>
       </w:r>
     </w:p>
     <w:p>
@@ -2728,7 +2728,7 @@
           <w:color w:val="5B6B7C"/>
           <w:sz w:val="18"/>
         </w:rPr>
-        <w:t>Figur 8. Send til Intune er aktiv, når der findes en lokal .intunewin.</w:t>
+        <w:t>Figur 8. Upload til Intune er aktiv, når der findes en lokal .intunewin.</w:t>
       </w:r>
     </w:p>
     <w:p>
@@ -2786,7 +2786,7 @@
           <w:color w:val="1A1A1A"/>
           <w:sz w:val="22"/>
         </w:rPr>
-        <w:t>Ved Send til Intune trækkes ikonet ud af EXE’en (og evt. logo.png / icon.ico ved siden af). Du kan overstyre med Vælg fil…, Indsæt (Ctrl+V) eller Fjern. MSI har ofte kun et standardikon.</w:t>
+        <w:t>Ved Upload til Intune trækkes ikonet ud af EXE’en (og evt. logo.png / icon.ico ved siden af). Du kan overstyre med Vælg fil…, Indsæt (Ctrl+V) eller Fjern. MSI har ofte kun et standardikon.</w:t>
       </w:r>
     </w:p>
     <w:p>
@@ -2842,7 +2842,7 @@
           <w:color w:val="5B6B7C"/>
           <w:sz w:val="18"/>
         </w:rPr>
-        <w:t>Figur 9. App-logo i Send til Intune: preview, Vælg fil, Indsæt, Fjern.</w:t>
+        <w:t>Figur 9. App-logo i Upload til Intune: preview, Vælg fil, Indsæt, Fjern.</w:t>
       </w:r>
     </w:p>
     <w:p>
@@ -2954,7 +2954,7 @@
           <w:color w:val="1A1A1A"/>
           <w:sz w:val="22"/>
         </w:rPr>
-        <w:t>Send – opretter appen, uploader .intunewin, sætter detection, logo og evt. supersedence.</w:t>
+        <w:t>Upload – opretter appen, uploader .intunewin, sætter detection, logo og evt. supersedence.</w:t>
       </w:r>
     </w:p>
     <w:p>
@@ -3037,7 +3037,7 @@
           <w:color w:val="5B6B7C"/>
           <w:sz w:val="18"/>
         </w:rPr>
-        <w:t>Figur 10. Supersedence i Send til Intune: Git 2.50.0 valgt, Update er standard.</w:t>
+        <w:t>Figur 10. Supersedence i Upload til Intune: Git 2.50.0 valgt, Update er standard.</w:t>
       </w:r>
     </w:p>
     <w:p>
@@ -3789,7 +3789,7 @@
           <w:color w:val="1A1A1A"/>
           <w:sz w:val="22"/>
         </w:rPr>
-        <w:t>Context og logo fra EXE er kvalificerede gæt. Overstyr i Send til Intune.</w:t>
+        <w:t>Context og logo fra EXE er kvalificerede gæt. Overstyr i Upload til Intune.</w:t>
       </w:r>
     </w:p>
     <w:p>
@@ -3821,7 +3821,7 @@
           <w:color w:val="1A1A1A"/>
           <w:sz w:val="22"/>
         </w:rPr>
-        <w:t>Send til Intune er inaktiv, indtil der findes en lokal .intunewin.</w:t>
+        <w:t>Upload til Intune er inaktiv, indtil der findes en lokal .intunewin.</w:t>
       </w:r>
     </w:p>
     <w:p>
@@ -3898,7 +3898,7 @@
         <w:color w:val="5B6B7C"/>
         <w:sz w:val="16"/>
       </w:rPr>
-      <w:t>InstallScout 1.8.45  ·  intern vejledning  ·  fra installer til Intune</w:t>
+      <w:t>InstallScout 1.8.46  ·  intern vejledning  ·  fra installer til Intune</w:t>
     </w:r>
   </w:p>
 </w:ftr>

--- a/docs/InstallScout-vejledning.docx
+++ b/docs/InstallScout-vejledning.docx
@@ -23,7 +23,7 @@
           <w:color w:val="5B6B7C"/>
           <w:sz w:val="28"/>
         </w:rPr>
-        <w:t>Vejledning  ·  version 1.8.46</w:t>
+        <w:t>Vejledning  ·  version 1.8.47</w:t>
       </w:r>
     </w:p>
     <w:p>
@@ -444,7 +444,7 @@
           <w:color w:val="5B6B7C"/>
           <w:sz w:val="18"/>
         </w:rPr>
-        <w:t>Figur 1. InstallScout 1.8.46 – træk en installer hertil, kort introduktion og knapper på to rækker.</w:t>
+        <w:t>Figur 1. InstallScout 1.8.47 – træk en installer hertil, kort introduktion og knapper på to rækker.</w:t>
       </w:r>
     </w:p>
     <w:p>
@@ -3898,7 +3898,7 @@
         <w:color w:val="5B6B7C"/>
         <w:sz w:val="16"/>
       </w:rPr>
-      <w:t>InstallScout 1.8.46  ·  intern vejledning  ·  fra installer til Intune</w:t>
+      <w:t>InstallScout 1.8.47  ·  intern vejledning  ·  fra installer til Intune</w:t>
     </w:r>
   </w:p>
 </w:ftr>

--- a/docs/InstallScout-vejledning.docx
+++ b/docs/InstallScout-vejledning.docx
@@ -3628,7 +3628,7 @@
           <w:color w:val="1A1A1A"/>
           <w:sz w:val="22"/>
         </w:rPr>
-        <w:t>Entra-bruger med DeviceManagementApps.ReadWrite.All.</w:t>
+        <w:t>Konto der kan oprette Win32-apps: Intune Administrator, eller Intune-rollen Application Manager.</w:t>
       </w:r>
     </w:p>
     <w:p>
@@ -3644,7 +3644,7 @@
           <w:color w:val="1A1A1A"/>
           <w:sz w:val="22"/>
         </w:rPr>
-        <w:t>Standard Client ID: Microsoft Graph PowerShell (14d82eec-204b-4c2f-b7e8-296a70dab67e).</w:t>
+        <w:t>Admin-consent for DeviceManagementApps.ReadWrite.All. Standard Client ID: Microsoft Graph PowerShell (14d82eec-204b-4c2f-b7e8-296a70dab67e).</w:t>
       </w:r>
     </w:p>
     <w:p>

--- a/docs/InstallScout-vejledning.docx
+++ b/docs/InstallScout-vejledning.docx
@@ -377,6 +377,21 @@
           <w:sz w:val="22"/>
         </w:rPr>
         <w:t>Start: dobbeltklik InstallScoutPortable.exe eller kør Start.bat.</w:t>
+      </w:r>
+    </w:p>
+    <w:p>
+      <w:pPr>
+        <w:spacing w:after="160" w:line="276" w:lineRule="auto"/>
+      </w:pPr>
+      <w:r>
+        <w:rPr>
+          <w:rFonts w:ascii="Calibri" w:hAnsi="Calibri" w:eastAsia="Calibri"/>
+          <w:b w:val="0"/>
+          <w:i w:val="0"/>
+          <w:color w:val="1A1A1A"/>
+          <w:sz w:val="22"/>
+        </w:rPr>
+        <w:t>Downloadet er ikke codesigned. Windows eller virksomhedens sikkerhed kan advare eller blokere det. Vælg Behold / Kør alligevel, bed IT om at tillade filen, eller prøv den i en VM eller Windows Sandbox uden de politikker.</w:t>
       </w:r>
     </w:p>
     <w:p>
@@ -3757,6 +3772,22 @@
           <w:color w:val="1A1A1A"/>
           <w:sz w:val="22"/>
         </w:rPr>
+        <w:t>Downloadet er ikke codesigned. Windows eller virksomhedens sikkerhed kan advare eller blokere det. Vælg Behold / Kør alligevel, bed IT om at tillade filen, eller prøv den i en VM eller Windows Sandbox uden de politikker.</w:t>
+      </w:r>
+    </w:p>
+    <w:p>
+      <w:pPr>
+        <w:pStyle w:val="ListBullet"/>
+        <w:spacing w:after="60"/>
+      </w:pPr>
+      <w:r>
+        <w:rPr>
+          <w:rFonts w:ascii="Calibri" w:hAnsi="Calibri" w:eastAsia="Calibri"/>
+          <w:b w:val="0"/>
+          <w:i w:val="0"/>
+          <w:color w:val="1A1A1A"/>
+          <w:sz w:val="22"/>
+        </w:rPr>
         <w:t>Programmet installerer ikke noget. Udpakning kører aldrig installeren. Test i en VM.</w:t>
       </w:r>
     </w:p>

--- a/docs/InstallScout-vejledning.docx
+++ b/docs/InstallScout-vejledning.docx
@@ -2812,7 +2812,7 @@
       <w:r>
         <w:drawing>
           <wp:inline xmlns:a="http://schemas.openxmlformats.org/drawingml/2006/main" xmlns:pic="http://schemas.openxmlformats.org/drawingml/2006/picture">
-            <wp:extent cx="4140000" cy="5246838"/>
+            <wp:extent cx="4140000" cy="5217680"/>
             <wp:docPr id="9" name="Picture 9"/>
             <wp:cNvGraphicFramePr>
               <a:graphicFrameLocks noChangeAspect="1"/>
@@ -2833,7 +2833,7 @@
                   <pic:spPr>
                     <a:xfrm>
                       <a:off x="0" y="0"/>
-                      <a:ext cx="4140000" cy="5246838"/>
+                      <a:ext cx="4140000" cy="5217680"/>
                     </a:xfrm>
                     <a:prstGeom prst="rect"/>
                   </pic:spPr>
@@ -3007,7 +3007,7 @@
       <w:r>
         <w:drawing>
           <wp:inline xmlns:a="http://schemas.openxmlformats.org/drawingml/2006/main" xmlns:pic="http://schemas.openxmlformats.org/drawingml/2006/picture">
-            <wp:extent cx="5832000" cy="1709121"/>
+            <wp:extent cx="5832000" cy="1713526"/>
             <wp:docPr id="10" name="Picture 10"/>
             <wp:cNvGraphicFramePr>
               <a:graphicFrameLocks noChangeAspect="1"/>
@@ -3028,7 +3028,7 @@
                   <pic:spPr>
                     <a:xfrm>
                       <a:off x="0" y="0"/>
-                      <a:ext cx="5832000" cy="1709121"/>
+                      <a:ext cx="5832000" cy="1713526"/>
                     </a:xfrm>
                     <a:prstGeom prst="rect"/>
                   </pic:spPr>

--- a/docs/InstallScout-vejledning.docx
+++ b/docs/InstallScout-vejledning.docx
@@ -23,7 +23,7 @@
           <w:color w:val="5B6B7C"/>
           <w:sz w:val="28"/>
         </w:rPr>
-        <w:t>Vejledning  ·  version 1.8.47</w:t>
+        <w:t>Vejledning  ·  version 1.8.48</w:t>
       </w:r>
     </w:p>
     <w:p>
@@ -376,7 +376,7 @@
           <w:color w:val="1A1A1A"/>
           <w:sz w:val="22"/>
         </w:rPr>
-        <w:t>Start: dobbeltklik InstallScoutPortable.exe eller kør Start.bat.</w:t>
+        <w:t>Start: dobbeltklik InstallScoutPortable.exe eller kør Start.bat. Om… viser version, udvikler og GitHub-links.</w:t>
       </w:r>
     </w:p>
     <w:p>
@@ -459,7 +459,7 @@
           <w:color w:val="5B6B7C"/>
           <w:sz w:val="18"/>
         </w:rPr>
-        <w:t>Figur 1. InstallScout 1.8.47 – træk en installer hertil, kort introduktion og knapper på to rækker.</w:t>
+        <w:t>Figur 1. InstallScout 1.8.48 – træk en installer hertil, kort introduktion og knapper på to rækker.</w:t>
       </w:r>
     </w:p>
     <w:p>
@@ -3929,7 +3929,7 @@
         <w:color w:val="5B6B7C"/>
         <w:sz w:val="16"/>
       </w:rPr>
-      <w:t>InstallScout 1.8.47  ·  intern vejledning  ·  fra installer til Intune</w:t>
+      <w:t>InstallScout 1.8.48  ·  intern vejledning  ·  fra installer til Intune</w:t>
     </w:r>
   </w:p>
 </w:ftr>

--- a/docs/InstallScout-vejledning.docx
+++ b/docs/InstallScout-vejledning.docx
@@ -23,7 +23,7 @@
           <w:color w:val="5B6B7C"/>
           <w:sz w:val="28"/>
         </w:rPr>
-        <w:t>Vejledning  ·  version 1.8.48</w:t>
+        <w:t>Vejledning  ·  version 1.8.49</w:t>
       </w:r>
     </w:p>
     <w:p>
@@ -459,7 +459,7 @@
           <w:color w:val="5B6B7C"/>
           <w:sz w:val="18"/>
         </w:rPr>
-        <w:t>Figur 1. InstallScout 1.8.48 – træk en installer hertil, kort introduktion og knapper på to rækker.</w:t>
+        <w:t>Figur 1. InstallScout 1.8.49 – træk en installer hertil, kort introduktion og knapper på to rækker.</w:t>
       </w:r>
     </w:p>
     <w:p>
@@ -3929,7 +3929,7 @@
         <w:color w:val="5B6B7C"/>
         <w:sz w:val="16"/>
       </w:rPr>
-      <w:t>InstallScout 1.8.48  ·  intern vejledning  ·  fra installer til Intune</w:t>
+      <w:t>InstallScout 1.8.49  ·  intern vejledning  ·  fra installer til Intune</w:t>
     </w:r>
   </w:p>
 </w:ftr>

--- a/docs/InstallScout-vejledning.docx
+++ b/docs/InstallScout-vejledning.docx
@@ -23,7 +23,7 @@
           <w:color w:val="5B6B7C"/>
           <w:sz w:val="28"/>
         </w:rPr>
-        <w:t>Vejledning  ·  version 1.8.49</w:t>
+        <w:t>Vejledning  ·  version 1.8.50</w:t>
       </w:r>
     </w:p>
     <w:p>
@@ -459,7 +459,7 @@
           <w:color w:val="5B6B7C"/>
           <w:sz w:val="18"/>
         </w:rPr>
-        <w:t>Figur 1. InstallScout 1.8.49 – træk en installer hertil, kort introduktion og knapper på to rækker.</w:t>
+        <w:t>Figur 1. InstallScout 1.8.50 – træk en installer hertil, kort introduktion og knapper på to rækker.</w:t>
       </w:r>
     </w:p>
     <w:p>
@@ -3929,7 +3929,7 @@
         <w:color w:val="5B6B7C"/>
         <w:sz w:val="16"/>
       </w:rPr>
-      <w:t>InstallScout 1.8.49  ·  intern vejledning  ·  fra installer til Intune</w:t>
+      <w:t>InstallScout 1.8.50  ·  intern vejledning  ·  fra installer til Intune</w:t>
     </w:r>
   </w:p>
 </w:ftr>

--- a/docs/InstallScout-vejledning.docx
+++ b/docs/InstallScout-vejledning.docx
@@ -23,7 +23,7 @@
           <w:color w:val="5B6B7C"/>
           <w:sz w:val="28"/>
         </w:rPr>
-        <w:t>Vejledning  ·  version 1.8.50</w:t>
+        <w:t>Vejledning  ·  version 1.8.51</w:t>
       </w:r>
     </w:p>
     <w:p>
@@ -459,7 +459,7 @@
           <w:color w:val="5B6B7C"/>
           <w:sz w:val="18"/>
         </w:rPr>
-        <w:t>Figur 1. InstallScout 1.8.50 – træk en installer hertil, kort introduktion og knapper på to rækker.</w:t>
+        <w:t>Figur 1. InstallScout 1.8.51 – træk en installer hertil, kort introduktion og knapper på to rækker.</w:t>
       </w:r>
     </w:p>
     <w:p>
@@ -3929,7 +3929,7 @@
         <w:color w:val="5B6B7C"/>
         <w:sz w:val="16"/>
       </w:rPr>
-      <w:t>InstallScout 1.8.50  ·  intern vejledning  ·  fra installer til Intune</w:t>
+      <w:t>InstallScout 1.8.51  ·  intern vejledning  ·  fra installer til Intune</w:t>
     </w:r>
   </w:p>
 </w:ftr>

--- a/docs/InstallScout-vejledning.docx
+++ b/docs/InstallScout-vejledning.docx
@@ -23,7 +23,7 @@
           <w:color w:val="5B6B7C"/>
           <w:sz w:val="28"/>
         </w:rPr>
-        <w:t>Vejledning  ·  version 1.8.51</w:t>
+        <w:t>Vejledning  ·  version 1.8.50</w:t>
       </w:r>
     </w:p>
     <w:p>
@@ -459,7 +459,7 @@
           <w:color w:val="5B6B7C"/>
           <w:sz w:val="18"/>
         </w:rPr>
-        <w:t>Figur 1. InstallScout 1.8.51 – træk en installer hertil, kort introduktion og knapper på to rækker.</w:t>
+        <w:t>Figur 1. InstallScout 1.8.50 – træk en installer hertil, kort introduktion og knapper på to rækker.</w:t>
       </w:r>
     </w:p>
     <w:p>
@@ -3929,7 +3929,7 @@
         <w:color w:val="5B6B7C"/>
         <w:sz w:val="16"/>
       </w:rPr>
-      <w:t>InstallScout 1.8.51  ·  intern vejledning  ·  fra installer til Intune</w:t>
+      <w:t>InstallScout 1.8.50  ·  intern vejledning  ·  fra installer til Intune</w:t>
     </w:r>
   </w:p>
 </w:ftr>

--- a/docs/InstallScout-vejledning.docx
+++ b/docs/InstallScout-vejledning.docx
@@ -23,7 +23,7 @@
           <w:color w:val="5B6B7C"/>
           <w:sz w:val="28"/>
         </w:rPr>
-        <w:t>Vejledning  ·  version 1.8.51</w:t>
+        <w:t>Vejledning  ·  version 1.8.52</w:t>
       </w:r>
     </w:p>
     <w:p>
@@ -459,7 +459,7 @@
           <w:color w:val="5B6B7C"/>
           <w:sz w:val="18"/>
         </w:rPr>
-        <w:t>Figur 1. InstallScout 1.8.51 – træk en installer hertil, kort introduktion og knapper på to rækker.</w:t>
+        <w:t>Figur 1. InstallScout 1.8.52 – træk en installer hertil, kort introduktion og knapper på to rækker.</w:t>
       </w:r>
     </w:p>
     <w:p>
@@ -3929,7 +3929,7 @@
         <w:color w:val="5B6B7C"/>
         <w:sz w:val="16"/>
       </w:rPr>
-      <w:t>InstallScout 1.8.51  ·  intern vejledning  ·  fra installer til Intune</w:t>
+      <w:t>InstallScout 1.8.52  ·  intern vejledning  ·  fra installer til Intune</w:t>
     </w:r>
   </w:p>
 </w:ftr>

--- a/docs/InstallScout-vejledning.docx
+++ b/docs/InstallScout-vejledning.docx
@@ -23,7 +23,7 @@
           <w:color w:val="5B6B7C"/>
           <w:sz w:val="28"/>
         </w:rPr>
-        <w:t>Vejledning  ·  version 1.8.52</w:t>
+        <w:t>Vejledning  ·  version 1.8.53</w:t>
       </w:r>
     </w:p>
     <w:p>
@@ -459,7 +459,7 @@
           <w:color w:val="5B6B7C"/>
           <w:sz w:val="18"/>
         </w:rPr>
-        <w:t>Figur 1. InstallScout 1.8.52 – træk en installer hertil, kort introduktion og knapper på to rækker.</w:t>
+        <w:t>Figur 1. InstallScout 1.8.53 – træk en installer hertil, kort introduktion og knapper på to rækker.</w:t>
       </w:r>
     </w:p>
     <w:p>
@@ -3929,7 +3929,7 @@
         <w:color w:val="5B6B7C"/>
         <w:sz w:val="16"/>
       </w:rPr>
-      <w:t>InstallScout 1.8.52  ·  intern vejledning  ·  fra installer til Intune</w:t>
+      <w:t>InstallScout 1.8.53  ·  intern vejledning  ·  fra installer til Intune</w:t>
     </w:r>
   </w:p>
 </w:ftr>

--- a/docs/InstallScout-vejledning.docx
+++ b/docs/InstallScout-vejledning.docx
@@ -23,7 +23,7 @@
           <w:color w:val="5B6B7C"/>
           <w:sz w:val="28"/>
         </w:rPr>
-        <w:t>Vejledning  ·  version 1.8.53</w:t>
+        <w:t>Vejledning  ·  version 1.8.54</w:t>
       </w:r>
     </w:p>
     <w:p>
@@ -459,7 +459,7 @@
           <w:color w:val="5B6B7C"/>
           <w:sz w:val="18"/>
         </w:rPr>
-        <w:t>Figur 1. InstallScout 1.8.53 – træk en installer hertil, kort introduktion og knapper på to rækker.</w:t>
+        <w:t>Figur 1. InstallScout 1.8.54 – træk en installer hertil, kort introduktion og knapper på to rækker.</w:t>
       </w:r>
     </w:p>
     <w:p>
@@ -3223,7 +3223,7 @@
           <w:color w:val="1A1A1A"/>
           <w:sz w:val="22"/>
         </w:rPr>
-        <w:t>Et efterstillet Installer, Setup eller Bootstrapper må mangle. Et generisk restord som Advanced bruges ikke.</w:t>
+        <w:t>Et efterstillet Installer, Setup, Bootstrapper eller Driver må mangle. Wacom Tablet Driver matcher Wacom Tablet.</w:t>
       </w:r>
     </w:p>
     <w:p>
@@ -3929,7 +3929,7 @@
         <w:color w:val="5B6B7C"/>
         <w:sz w:val="16"/>
       </w:rPr>
-      <w:t>InstallScout 1.8.53  ·  intern vejledning  ·  fra installer til Intune</w:t>
+      <w:t>InstallScout 1.8.54  ·  intern vejledning  ·  fra installer til Intune</w:t>
     </w:r>
   </w:p>
 </w:ftr>

--- a/docs/InstallScout-vejledning.docx
+++ b/docs/InstallScout-vejledning.docx
@@ -23,7 +23,7 @@
           <w:color w:val="5B6B7C"/>
           <w:sz w:val="28"/>
         </w:rPr>
-        <w:t>Vejledning  ·  version 1.8.54</w:t>
+        <w:t>Vejledning  ·  version 1.8.55</w:t>
       </w:r>
     </w:p>
     <w:p>
@@ -459,7 +459,7 @@
           <w:color w:val="5B6B7C"/>
           <w:sz w:val="18"/>
         </w:rPr>
-        <w:t>Figur 1. InstallScout 1.8.54 – træk en installer hertil, kort introduktion og knapper på to rækker.</w:t>
+        <w:t>Figur 1. InstallScout 1.8.55 – træk en installer hertil, kort introduktion og knapper på to rækker.</w:t>
       </w:r>
     </w:p>
     <w:p>
@@ -3929,7 +3929,7 @@
         <w:color w:val="5B6B7C"/>
         <w:sz w:val="16"/>
       </w:rPr>
-      <w:t>InstallScout 1.8.54  ·  intern vejledning  ·  fra installer til Intune</w:t>
+      <w:t>InstallScout 1.8.55  ·  intern vejledning  ·  fra installer til Intune</w:t>
     </w:r>
   </w:p>
 </w:ftr>

--- a/docs/InstallScout-vejledning.docx
+++ b/docs/InstallScout-vejledning.docx
@@ -23,7 +23,7 @@
           <w:color w:val="5B6B7C"/>
           <w:sz w:val="28"/>
         </w:rPr>
-        <w:t>Vejledning  ·  version 1.8.55</w:t>
+        <w:t>Vejledning  ·  version 1.8.56</w:t>
       </w:r>
     </w:p>
     <w:p>
@@ -459,7 +459,7 @@
           <w:color w:val="5B6B7C"/>
           <w:sz w:val="18"/>
         </w:rPr>
-        <w:t>Figur 1. InstallScout 1.8.55 – træk en installer hertil, kort introduktion og knapper på to rækker.</w:t>
+        <w:t>Figur 1. InstallScout 1.8.56 – træk en installer hertil, kort introduktion og knapper på to rækker.</w:t>
       </w:r>
     </w:p>
     <w:p>
@@ -3929,7 +3929,7 @@
         <w:color w:val="5B6B7C"/>
         <w:sz w:val="16"/>
       </w:rPr>
-      <w:t>InstallScout 1.8.55  ·  intern vejledning  ·  fra installer til Intune</w:t>
+      <w:t>InstallScout 1.8.56  ·  intern vejledning  ·  fra installer til Intune</w:t>
     </w:r>
   </w:p>
 </w:ftr>
